--- a/docs/neuropulse_brief_r4_superseded.docx
+++ b/docs/neuropulse_brief_r4_superseded.docx
@@ -728,7 +728,7 @@
               <w:rPr>
                 <w:sz w:val="18"/>
               </w:rPr>
-              <w:t xml:space="preserve">Dual photodiode PD1/PD2 (RISK-14 Option B). Five-layer zone keying — mechanical key + ZONE_ID resistor + braille/numeral + tactile dots + bone conduction audio (RISK-15). Self-sealing co-moulded silicone gasket, no user RTV (RISK-16). Sliding eject lever 3:1 MA ≤1N force (RISK-22). Multi-FPC bundle separation ≥2mm / EEG ≥15mm (RISK-17). EEG cable routing channel moulded into outer CFRP surface (RISK-21). PDMS SiO₂ interlayer bonding + 200-cycle IEC 60068-2-14 thermal cycling qualification BLOCKING before production (RISK-04). 24-risk register: 22 MITIGATED, 2 OPEN (RISK-03 regulatory opinion; RISK-20 CFRP Ra confirmation — both external). New documents: NP-HW-FPC-001, NP-PROC-FPC-001, NP-DRV-SHELL-001, NP-FAI-ZM-001, NP-COORD-001, NP-TOOL-ZM-001, NP-PROC-SUP-001.</w:t>
+              <w:t>Dual photodiode PD1/PD2 (RISK-14 Option B). Five-layer zone keying — mechanical key + ZONE_ID resistor + braille/numeral + tactile dots + bone conduction audio (RISK-15). Self-sealing co-molded silicone gasket, no user RTV (RISK-16). Sliding eject lever 3:1 MA ≤1N force (RISK-22). Multi-FPC bundle separation ≥2mm / EEG ≥15mm (RISK-17). EEG cable routing channel molded into outer CFRP surface (RISK-21). PDMS SiO₂ interlayer bonding + 200-cycle IEC 60068-2-14 thermal cycling qualification BLOCKING before production (RISK-04). 24-risk register: 22 MITIGATED, 2 OPEN (RISK-03 regulatory opinion; RISK-20 CFRP Ra confirmation — both external). New documents: NP-HW-FPC-001, NP-PROC-FPC-001, NP-DRV-SHELL-001, NP-FAI-ZM-001, NP-COORD-001, NP-TOOL-ZM-001, NP-PROC-SUP-001.</w:t>
             </w:r>
           </w:p>
         </w:tc>
@@ -1250,10 +1250,16 @@
                 <w:sz w:val="17"/>
                 <w:szCs w:val="17"/>
               </w:rPr>
-              <w:t xml:space="preserve">DEFINITION: Any record describing the user's biological state, cognitive function, therapeutic response, or health outcomes. Defining test: does this record tell us something about the person? If yes → UHDR.
-CONTENTS: EEG waveforms (all channels) · HRV time series · PPG optical signal · Neurofeedback performance scores · Session timestamps and duration · Protocol parameters used per session · Closed-loop adaptation events · PBM dose (J/cm²) per zone · User-entered symptom/outcome logs · Eye-open/closed state during sessions.
-ACCESS: User (always, unconditionally). Clinicians (per-element, per-use-case consent, time-limited, audited, revocable). Researchers (anonymised aggregate, separate IRB + explicit research consent). NeuroPulse: NEVER.
-STORAGE: On-device eMMC UHDR partition, AES-256 encrypted with user biometric-derived key. NeuroPulse does not hold decryption key. Optional E2E encrypted cloud backup (user-held key). Automatic incremental backup on USB-C connect.</w:t>
+              <w:t>DEFINITION: Any record describing the user's biological state, cognitive function, therapeutic response, or health outcomes. Defining test: does this record tell us something about the person? If yes → UHDR.</w:t>
+              <w:br/>
+              <w:br/>
+              <w:t>CONTENTS: EEG waveforms (all channels) · HRV time series · PPG optical signal · Neurofeedback performance scores · Session timestamps and duration · Protocol parameters used per session · Closed-loop adaptation events · PBM dose (J/cm²) per zone · User-entered symptom/outcome logs · Eye-open/closed state during sessions.</w:t>
+              <w:br/>
+              <w:br/>
+              <w:t>ACCESS: User (always, unconditionally). Clinicians (per-element, per-use-case consent, time-limited, audited, revocable). Researchers (anonymized aggregate, separate IRB + explicit research consent). NeuroPulse: NEVER.</w:t>
+              <w:br/>
+              <w:br/>
+              <w:t>STORAGE: On-device eMMC UHDR partition, AES-256 encrypted with user biometric-derived key. NeuroPulse does not hold decryption key. Optional E2E encrypted cloud backup (user-held key). Automatic incremental backup on USB-C connect.</w:t>
             </w:r>
           </w:p>
           <w:p>
@@ -1395,8 +1401,10 @@
                 <w:sz w:val="17"/>
                 <w:szCs w:val="17"/>
               </w:rPr>
-              <w:t xml:space="preserve">When in doubt → classify as UHDR. Reclassification to SHDR requires positive demonstration of no user biology content.
-SPECIFIC RESOLUTIONS: Raw EEG impedance (reflects user scalp biology) → UHDR. Derived trend slope across sessions (reflects electrode tip condition only) → SHDR. Raw accelerometer during active sessions → UHDR. Impact events detected between sessions → SHDR. Raw ambient light values (reveal when/where user uses device) → UHDR. Cumulative UV exposure index (single dimensionless engineering number) → SHDR. Raw VNS contact impedance → UHDR. Contact resistance trend → SHDR. IR eye state during sessions → UHDR. Safety interlock log (device behaviour record) → SHDR.</w:t>
+              <w:t>When in doubt → classify as UHDR. Reclassification to SHDR requires positive demonstration of no user biology content.</w:t>
+              <w:br/>
+              <w:br/>
+              <w:t>SPECIFIC RESOLUTIONS: Raw EEG impedance (reflects user scalp biology) → UHDR. Derived trend slope across sessions (reflects electrode tip condition only) → SHDR. Raw accelerometer during active sessions → UHDR. Impact events detected between sessions → SHDR. Raw ambient light values (reveal when/where user uses device) → UHDR. Cumulative UV exposure index (single dimensionless engineering number) → SHDR. Raw VNS contact impedance → UHDR. Contact resistance trend → SHDR. IR eye state during sessions → UHDR. Safety interlock log (device behavior record) → SHDR.</w:t>
             </w:r>
           </w:p>
         </w:tc>
@@ -2267,7 +2275,7 @@
                 <w:sz w:val="17"/>
                 <w:szCs w:val="17"/>
               </w:rPr>
-              <w:t xml:space="preserve">IRB-approved minimum necessary set only · Anonymised output · k-anonymity ≥10 required · No individual identifiers</w:t>
+              <w:t>IRB-approved minimum necessary set only · Anonymized output · k-anonymity ≥10 required · No individual identifiers</w:t>
             </w:r>
           </w:p>
           <w:p>
@@ -2888,7 +2896,7 @@
                 <w:sz w:val="17"/>
                 <w:szCs w:val="17"/>
               </w:rPr>
-              <w:t xml:space="preserve">Do you pre-approve all NeuroPulse-reviewed research uses of your anonymised data?</w:t>
+              <w:t>Do you pre-approve all NeuroPulse-reviewed research uses of your anonymized data?</w:t>
             </w:r>
           </w:p>
         </w:tc>
@@ -2919,7 +2927,7 @@
                 <w:sz w:val="17"/>
                 <w:szCs w:val="17"/>
               </w:rPr>
-              <w:t xml:space="preserve">Data included in all reviewed studies. STILL receives per-study engagement notifications (not consent requests — the patient is kept informed and can opt out per-study). Anonymisation standard: k≥10, no device/user ID, no sub-weekly timestamps, no sub-regional geography.</w:t>
+              <w:t>Data included in all reviewed studies. STILL receives per-study engagement notifications (not consent requests — the patient is kept informed and can opt out per-study). Anonymization standard: k≥10, no device/user ID, no sub-weekly timestamps, no sub-regional geography.</w:t>
             </w:r>
           </w:p>
           <w:p>
@@ -2929,7 +2937,7 @@
                 <w:sz w:val="18"/>
               </w:rPr>
               <w:br/>
-              <w:t>Irreversibility notice (displayed at consent time): "Once your anonymised data has been included in a published study, it cannot be individually withdrawn from that dataset — this is a fundamental property of k-anonymised aggregate data. However, because NeuroPulse anonymises your data fresh from your device for each new study, withdrawing consent immediately and permanently stops any further data flowing to any future dataset — including data from sessions that occurred before your withdrawal. Your historical sessions remain on your device under your sole control."</w:t>
+              <w:t>Irreversibility notice (displayed at consent time): "Once your anonymized data has been included in a published study, it cannot be individually withdrawn from that dataset — this is a fundamental property of k-anonymized aggregate data. However, because NeuroPulse anonymises your data fresh from your device for each new study, withdrawing consent immediately and permanently stops any further data flowing to any future dataset — including data from sessions that occurred before your withdrawal. Your historical sessions remain on your device under your sole control."</w:t>
             </w:r>
           </w:p>
         </w:tc>
@@ -4704,7 +4712,7 @@
                 <w:sz w:val="17"/>
                 <w:szCs w:val="17"/>
               </w:rPr>
-              <w:t xml:space="preserve">All T2: Pro Entry + TMS focal figure-8 coil hub · multi-patient dashboard · research mode · LSL streaming · scripting API · FHIR R4 EHR · anonymised session tag for clinical multi-patient · $1,800/yr service</w:t>
+              <w:t>All T2: Pro Entry + TMS focal figure-8 coil hub · multi-patient dashboard · research mode · LSL streaming · scripting API · FHIR R4 EHR · anonymized session tag for clinical multi-patient · $1,800/yr service</w:t>
             </w:r>
           </w:p>
         </w:tc>
@@ -4735,7 +4743,7 @@
                 <w:sz w:val="17"/>
                 <w:szCs w:val="17"/>
               </w:rPr>
-              <w:t xml:space="preserve">Academic medical centre, psychiatry clinic, neuromodulation research lab. Same-day loaner via service contract. Highest absolute gross margin.</w:t>
+              <w:t>Academic medical center, psychiatry clinic, neuromodulation research lab. Same-day loaner via service contract. Highest absolute gross margin.</w:t>
             </w:r>
           </w:p>
         </w:tc>
@@ -5179,7 +5187,7 @@
                 <w:sz w:val="17"/>
                 <w:szCs w:val="17"/>
               </w:rPr>
-              <w:t xml:space="preserve">Lens scratching from bag contents certain within first month without case. Moulded case includes headset form, lens support, probe dock, accessories tray. Doubles as shipping container.</w:t>
+              <w:t>Lens scratching from bag contents certain within first month without case. Molded case includes headset form, lens support, probe dock, accessories tray. Doubles as shipping container.</w:t>
             </w:r>
           </w:p>
         </w:tc>
@@ -5212,7 +5220,7 @@
                 <w:sz w:val="17"/>
                 <w:szCs w:val="17"/>
               </w:rPr>
-              <w:t xml:space="preserve">Intranasal probe hub dock (moulded)</w:t>
+              <w:t>Intranasal probe hub dock (molded)</w:t>
             </w:r>
           </w:p>
         </w:tc>
@@ -6439,7 +6447,7 @@
                 <w:sz w:val="17"/>
                 <w:szCs w:val="17"/>
               </w:rPr>
-              <w:t xml:space="preserve">Zone plugs (Shore 30A silicone, 5 colours, IP54). Port covers (TPE + steel disc + silicone fins). Lens rim guards (Shore 85A TPU, clear). Anchor posts moulded into shell at zero cost if specified before first cut.</w:t>
+              <w:t>Zone plugs (Shore 30A silicone, 5 colours, IP54). Port covers (TPE + steel disc + silicone fins). Lens rim guards (Shore 85A TPU, clear). Anchor posts molded into shell at zero cost if specified before first cut.</w:t>
             </w:r>
           </w:p>
         </w:tc>
@@ -7370,7 +7378,7 @@
               <w:rPr>
                 <w:sz w:val="18"/>
               </w:rPr>
-              <w:t xml:space="preserve">Co-located on scalp-facing PDMS surface (pin 19 = PD2_CATHODE). PD1/PD2 ratio in firmware isolates PDMS fouling (PD1↓, PD2 stable) from LED aging (both↓ proportional). Eliminates service ambiguity single-PD could not resolve. T1 and T2 use identical zone module mould — firmware flag only.</w:t>
+              <w:t>Co-located on scalp-facing PDMS surface (pin 19 = PD2_CATHODE). PD1/PD2 ratio in firmware isolates PDMS fouling (PD1↓, PD2 stable) from LED aging (both↓ proportional). Eliminates service ambiguity single-PD could not resolve. T1 and T2 use identical zone module mold — firmware flag only.</w:t>
             </w:r>
           </w:p>
         </w:tc>
@@ -7419,7 +7427,7 @@
               <w:rPr>
                 <w:sz w:val="18"/>
               </w:rPr>
-              <w:t xml:space="preserve">Layer 1: asymmetric mechanical key per zone (physically prevents mis-insertion). Layer 2: ZONE_ID resistor (ZM-01=10kΩ → ZM-05=220kΩ, 1%, pin 18; Hub ADC reads before ENABLE). Layer 3: ISO 17049 braille zone abbreviation + raised numeral on module body. Layer 4: N tactile dots on shell adjacent to each zone slot. Layer 5: bone conduction audio confirms zone name on insertion. Covers colour-blind AND blind users. ZONE_ID firmware: 3×ADC at 100ms, ≥2/3 pass required (RISK-18 debounce).</w:t>
+              <w:t>Layer 1: asymmetric mechanical key per zone (physically prevents mis-insertion). Layer 2: ZONE_ID resistor (ZM-01=10kΩ → ZM-05=220kΩ, 1%, pin 18; Hub ADC reads before ENABLE). Layer 3: ISO 17049 braille zone abbreviation + raised numeral on module body. Layer 4: N tactile dots on shell adjacent to each zone slot. Layer 5: bone conduction audio confirms zone name on insertion. Covers color-blind AND blind users. ZONE_ID firmware: 3×ADC at 100ms, ≥2/3 pass required (RISK-18 debounce).</w:t>
             </w:r>
           </w:p>
         </w:tc>
@@ -7433,7 +7441,7 @@
                 <w:b/>
                 <w:sz w:val="18"/>
               </w:rPr>
-              <w:t xml:space="preserve">Self-sealing co-moulded silicone gasket per zone module (RISK-16 Option A)</w:t>
+              <w:t>Self-sealing co-molded silicone gasket per zone module (RISK-16 Option A)</w:t>
             </w:r>
           </w:p>
         </w:tc>
@@ -7468,7 +7476,7 @@
               <w:rPr>
                 <w:sz w:val="18"/>
               </w:rPr>
-              <w:t xml:space="preserve">Shore 40–50A UV-stable medical-grade silicone (ISO 10993-5), D-section 2.5mm × 2.0mm, co-moulded with mechanical retention groove + silicone primer. Provides IPX4 seal at zone module interface with no user RTV or re-sealing. 20% compression (0.4mm deflection) when seated. FAI-IPX-02 BLOCKING: IPX4 must pass after 10 field swap cycles before production.</w:t>
+              <w:t>Shore 40–50A UV-stable medical-grade silicone (ISO 10993-5), D-section 2.5mm × 2.0mm, co-molded with mechanical retention groove + silicone primer. Provides IPX4 seal at zone module interface with no user RTV or re-sealing. 20% compression (0.4mm deflection) when seated. FAI-IPX-02 BLOCKING: IPX4 must pass after 10 field swap cycles before production.</w:t>
             </w:r>
           </w:p>
         </w:tc>
@@ -7517,7 +7525,7 @@
               <w:rPr>
                 <w:sz w:val="18"/>
               </w:rPr>
-              <w:t xml:space="preserve">10–12mm lever arm, 3:1 mechanical advantage, reduces extraction force from 2–4 N to ≤1 N at lever tip. Recessed flush when closed; snap-fit detent (0.3–0.5 N release) prevents accidental ejection. 316SS hinge pin press-fit into moulded boss. FAI-A15 HFE test: 5 subjects with Parkinson's (Hoehn &amp; Yahr II–III) or post-stroke weakness; ≤10 s extraction, ≤2 attempts.</w:t>
+              <w:t>10–12mm lever arm, 3:1 mechanical advantage, reduces extraction force from 2–4 N to ≤1 N at lever tip. Recessed flush when closed; snap-fit detent (0.3–0.5 N release) prevents accidental ejection. 316SS hinge pin press-fit into molded boss. FAI-A15 HFE test: 5 subjects with Parkinson's (Hoehn &amp; Yahr II–III) or post-stroke weakness; ≤10 s extraction, ≤2 attempts.</w:t>
             </w:r>
           </w:p>
         </w:tc>
@@ -7615,7 +7623,7 @@
               <w:rPr>
                 <w:sz w:val="18"/>
               </w:rPr>
-              <w:t xml:space="preserve">Dedicated 8×5mm moulded channel on outer CFRP inner surface, opposite side from FPC bundle. Provides ≥15mm separation from zone module FPCs. 3 snap-in cable retention clips at 80mm intervals. Must be in shell tooling spec before first cut. Specified in NP-DRV-SHELL-001 §2.4. OI-09: ME to produce routing diagram before G2 gate.</w:t>
+              <w:t>Dedicated 8×5mm molded channel on outer CFRP inner surface, opposite side from FPC bundle. Provides ≥15mm separation from zone module FPCs. 3 snap-in cable retention clips at 80mm intervals. Must be in shell tooling spec before first cut. Specified in NP-DRV-SHELL-001 §2.4. OI-09: ME to produce routing diagram before G2 gate.</w:t>
             </w:r>
           </w:p>
         </w:tc>
@@ -8146,7 +8154,7 @@
                 <w:sz w:val="17"/>
                 <w:szCs w:val="17"/>
               </w:rPr>
-              <w:t xml:space="preserve">Year 1 — already engaged via S3 Rx programme. Anchor of entire network.</w:t>
+              <w:t>Year 1 — already engaged via S3 Rx program. Anchor of entire network.</w:t>
             </w:r>
           </w:p>
         </w:tc>
@@ -9413,7 +9421,7 @@
                 <w:sz w:val="17"/>
                 <w:szCs w:val="17"/>
               </w:rPr>
-              <w:t xml:space="preserve">Depression/PTSD category patients who contribute data and later wish to withdraw may not understand that already-anonymised data cannot be removed from an ongoing study. Withdrawal flow must disclose at per-project consent: 'Once your anonymised data is included in a study, individual withdrawal is not possible — future contributions can always be stopped.' Required by research ethics (Common Rule) and must appear in consent document before IRB approval of any study using this platform.</w:t>
+              <w:t>Depression/PTSD category patients who contribute data and later wish to withdraw may not understand that already-anonymized data cannot be removed from an ongoing study. Withdrawal flow must disclose at per-project consent: 'Once your anonymized data is included in a study, individual withdrawal is not possible — future contributions can always be stopped.' Required by research ethics (Common Rule) and must appear in consent document before IRB approval of any study using this platform.</w:t>
             </w:r>
           </w:p>
         </w:tc>
@@ -9727,8 +9735,9 @@
               <w:rPr>
                 <w:sz w:val="18"/>
               </w:rPr>
-              <w:t xml:space="preserve">CFRP shell slot rim surface finish (Ra ≤ 1.6 µm) — RISK-20
-Moulded CFRP typically achieves Ra 1.6–3.2 µm. Gasket seal (RISK-16) requires Ra ≤ 1.6 µm at slot rim. Gap between achievable and required finish is unconfirmed.</w:t>
+              <w:t>CFRP shell slot rim surface finish (Ra ≤ 1.6 µm) — RISK-20</w:t>
+              <w:br/>
+              <w:t>Molded CFRP typically achieves Ra 1.6–3.2 µm. Gasket seal (RISK-16) requires Ra ≤ 1.6 µm at slot rim. Gap between achievable and required finish is unconfirmed.</w:t>
             </w:r>
           </w:p>
         </w:tc>
@@ -9831,7 +9840,7 @@
         <w:rPr>
           <w:sz w:val="20"/>
         </w:rPr>
-        <w:t>• Partner optician network contract (S3 Rx programme)</w:t>
+        <w:t>• Partner optician network contract (S3 Rx program)</w:t>
       </w:r>
     </w:p>
     <w:p>
@@ -9871,7 +9880,7 @@
         <w:rPr>
           <w:sz w:val="20"/>
         </w:rPr>
-        <w:t>• Shell tooling: anchor posts (5 zone + 3 port positions, colour-coded) + EEG cable routing channel (§2.4)</w:t>
+        <w:t>• Shell tooling: anchor posts (5 zone + 3 port positions, color-coded) + EEG cable routing channel (§2.4)</w:t>
       </w:r>
     </w:p>
     <w:p>
@@ -9911,7 +9920,7 @@
         <w:rPr>
           <w:sz w:val="20"/>
         </w:rPr>
-        <w:t>• Zone module mould design review — NP-TOOL-ZM-001 §5 checklist (all 8 features F-01 through F-08) signed off before steel cut</w:t>
+        <w:t>• Zone module mold design review — NP-TOOL-ZM-001 §5 checklist (all 8 features F-01 through F-08) signed off before steel cut</w:t>
       </w:r>
     </w:p>
     <w:p>
@@ -9919,7 +9928,7 @@
         <w:rPr>
           <w:sz w:val="20"/>
         </w:rPr>
-        <w:t>• Zone module FPC layout freeze — PD2 component position must be locked before mould aperture (F-04 in NP-TOOL-ZM-001) can be specified</w:t>
+        <w:t>• Zone module FPC layout freeze — PD2 component position must be locked before mold aperture (F-04 in NP-TOOL-ZM-001) can be specified</w:t>
       </w:r>
     </w:p>
     <w:p>
@@ -10166,7 +10175,7 @@
         <w:rPr>
           <w:sz w:val="18"/>
         </w:rPr>
-        <w:t xml:space="preserve">HRV biofeedback protocol (software only, $0 BOM): resonance frequency breathing pacer (6 breaths/min default, personalised per user); real-time coherence score (LF peak / LF+HF power); four protocols: standalone coherence training, HRV+taVNS synchronised (stimulation timed to inspiration phase), HRV+EEG dual biofeedback, HRV+PBM simultaneous (replicates 2025 multi-modal RCT). Bone conduction delivers breathing cue. UHDR: HRV time series + session logs.</w:t>
+        <w:t>HRV biofeedback protocol (software only, $0 BOM): resonance frequency breathing pacer (6 breaths/min default, personalized per user); real-time coherence score (LF peak / LF+HF power); four protocols: standalone coherence training, HRV+taVNS synchronized (stimulation timed to inspiration phase), HRV+EEG dual biofeedback, HRV+PBM simultaneous (replicates 2025 multi-modal RCT). Bone conduction delivers breathing cue. UHDR: HRV time series + session logs.</w:t>
       </w:r>
     </w:p>
     <w:p>
@@ -10174,7 +10183,7 @@
         <w:rPr>
           <w:sz w:val="18"/>
         </w:rPr>
-        <w:t xml:space="preserve">sLORETA-guided HD-tDCS (T2): 4×1 ring montage (center anode + 4 return cathodes); Ag/AgCl 3.5mm dual-rated electrodes in T2 qEEG cap; 16-ch tACS driver provides independent current sources (no additional stimulation hardware); sLORETA source map → MNI target → automatic 10-20 electrode mapping → personalised current distribution; 40µC/cm² safety MCU limit; ≤2mA/electrode; ~3–5× spatial focality vs standard tDCS. Evidence: Jog/UCLA 2025 (n=71, personalised HD-tDCS); BRIGhTMIND 2024 (n=255, personalised targeting outperforms fixed F3).</w:t>
+        <w:t>sLORETA-guided HD-tDCS (T2): 4×1 ring montage (center anode + 4 return cathodes); Ag/AgCl 3.5mm dual-rated electrodes in T2 qEEG cap; 16-ch tACS driver provides independent current sources (no additional stimulation hardware); sLORETA source map → MNI target → automatic 10-20 electrode mapping → personalized current distribution; 40µC/cm² safety MCU limit; ≤2mA/electrode; ~3–5× spatial focality vs standard tDCS. Evidence: Jog/UCLA 2025 (n=71, personalized HD-tDCS); BRIGhTMIND 2024 (n=255, personalized targeting outperforms fixed F3).</w:t>
       </w:r>
     </w:p>
     <w:p>
@@ -10417,7 +10426,7 @@
         <w:rPr>
           <w:sz w:val="20"/>
         </w:rPr>
-        <w:t>• Self-sealing gasket (RISK-16 Option A): co-moulded Shore 40–50A silicone, no user RTV, IPX4 rated after 10 field swap cycles</w:t>
+        <w:t>• Self-sealing gasket (RISK-16 Option A): co-molded Shore 40–50A silicone, no user RTV, IPX4 rated after 10 field swap cycles</w:t>
       </w:r>
     </w:p>
     <w:p>
@@ -10425,7 +10434,7 @@
         <w:rPr>
           <w:sz w:val="20"/>
         </w:rPr>
-        <w:t>• Five-layer zone keying (RISK-15): mechanical key + ZONE_ID resistor + braille/numeral + tactile shell dots + bone conduction audio; works for colour-blind and blind users</w:t>
+        <w:t>• Five-layer zone keying (RISK-15): mechanical key + ZONE_ID resistor + braille/numeral + tactile shell dots + bone conduction audio; works for color-blind and blind users</w:t>
       </w:r>
     </w:p>
     <w:p>
@@ -10433,7 +10442,7 @@
         <w:rPr>
           <w:sz w:val="20"/>
         </w:rPr>
-        <w:t>• Dual photodiode (RISK-14 Option B): PD2 on scalp-facing PDMS surface; PD1/PD2 ratio separates fouling from LED aging; T1 and T2 use identical zone module mould</w:t>
+        <w:t>• Dual photodiode (RISK-14 Option B): PD2 on scalp-facing PDMS surface; PD1/PD2 ratio separates fouling from LED aging; T1 and T2 use identical zone module mold</w:t>
       </w:r>
     </w:p>
     <w:p>
